--- a/Tailored_CVs/Shinoy_myTomorrows_Operational_Excellence_Manager.docx
+++ b/Tailored_CVs/Shinoy_myTomorrows_Operational_Excellence_Manager.docx
@@ -70,7 +70,7 @@
           <w:b w:val="0"/>
           <w:sz w:val="19"/>
         </w:rPr>
-        <w:t>I am a QA Automation Engineer with over 8 years of experience optimizing processes and streamlining workflows for financial clients. I bring strong hands-on skills in documenting standard procedures, managing stakeholders, and integrating AI tools like Gemini Code Assist to improve operational efficiency. Having recently relocated to Amstelveen, I am eager to apply my process improvement and technical background to support myTomorrows.</w:t>
+        <w:t>I am a QA Automation Engineer with over 8 years of experience optimizing processes and workflows for financial clients. I bring hands-on experience in process improvement, documentation, and stakeholder management across cross-functional teams. My background includes integrating AI tools like Gemini Code Assist to streamline operational workflows and test generation. Based in Amstelveen with a valid EU residence permit, I am ready to contribute to myTomorrows.</w:t>
       </w:r>
     </w:p>
     <w:p>
@@ -288,7 +288,7 @@
           <w:b w:val="0"/>
           <w:sz w:val="18"/>
         </w:rPr>
-        <w:t>▸ Documented over 15 Standard Operating Procedures (SOP) and workflows, increasing overall team efficiency by 30% through clear process mapping.</w:t>
+        <w:t>▸ Led operational process improvements by translating business requirements into clear technical testing strategies and workflows, reducing defect leakage.</w:t>
       </w:r>
     </w:p>
     <w:p>
@@ -301,7 +301,7 @@
           <w:b w:val="0"/>
           <w:sz w:val="18"/>
         </w:rPr>
-        <w:t>▸ Facilitated crossfunctional alignment between engineering, SRE, and product teams to translate business requirements into structured operational strategies.</w:t>
+        <w:t>▸ Documented over 15 Standard Operating Procedures (SOP), increasing overall team efficiency and maintaining high standards for process documentation.</w:t>
       </w:r>
     </w:p>
     <w:p>
@@ -314,7 +314,7 @@
           <w:b w:val="0"/>
           <w:sz w:val="18"/>
         </w:rPr>
-        <w:t>▸ Streamlined complex test generation and deployment scripts by utilizing AI tools like Gemini Code Assist to reduce manual effort.</w:t>
+        <w:t>▸ Facilitated stakeholder alignment and agile communication between operations and product teams to ensure smooth rollout of system changes.</w:t>
       </w:r>
     </w:p>
     <w:p>
@@ -327,7 +327,7 @@
           <w:b w:val="0"/>
           <w:sz w:val="18"/>
         </w:rPr>
-        <w:t>▸ Managed defect tracking on JIRA and maintained detailed project documentation to ensure alignment with operational goals.</w:t>
+        <w:t>▸ Streamlined test generation and deployment processes by utilizing AI tools such as Gemini Code Assist to reduce manual effort.</w:t>
       </w:r>
     </w:p>
     <w:p>
